--- a/이력서_장성희.docx
+++ b/이력서_장성희.docx
@@ -14,12 +14,13 @@
     <w:tbl>
       <w:tblPr>
         <w:tblStyle w:val="Table"/>
-        <w:tblW w:type="auto" w:w="0"/>
+        <w:tblW w:type="pct" w:w="4875"/>
+        <w:tblLayout w:type="fixed"/>
         <w:tblLook w:firstRow="0" w:lastRow="0" w:firstColumn="0" w:lastColumn="0" w:noHBand="0" w:noVBand="0" w:val="0000"/>
       </w:tblPr>
       <w:tblGrid>
-        <w:gridCol w:w="3960"/>
-        <w:gridCol w:w="3960"/>
+        <w:gridCol w:w="3069"/>
+        <w:gridCol w:w="4653"/>
       </w:tblGrid>
       <w:tr>
         <w:tc>
@@ -27,6 +28,7 @@
           <w:p>
             <w:pPr>
               <w:pStyle w:val="Compact"/>
+              <w:jc w:val="left"/>
             </w:pPr>
             <w:r>
               <w:rPr>
@@ -42,6 +44,7 @@
           <w:p>
             <w:pPr>
               <w:pStyle w:val="Compact"/>
+              <w:jc w:val="left"/>
             </w:pPr>
             <w:r>
               <w:t xml:space="preserve">장성희</w:t>
@@ -55,6 +58,7 @@
           <w:p>
             <w:pPr>
               <w:pStyle w:val="Compact"/>
+              <w:jc w:val="left"/>
             </w:pPr>
             <w:r>
               <w:rPr>
@@ -70,6 +74,7 @@
           <w:p>
             <w:pPr>
               <w:pStyle w:val="Compact"/>
+              <w:jc w:val="left"/>
             </w:pPr>
             <w:r>
               <w:t xml:space="preserve">iOS 개발자</w:t>
@@ -83,6 +88,7 @@
           <w:p>
             <w:pPr>
               <w:pStyle w:val="Compact"/>
+              <w:jc w:val="left"/>
             </w:pPr>
             <w:r>
               <w:rPr>
@@ -98,6 +104,7 @@
           <w:p>
             <w:pPr>
               <w:pStyle w:val="Compact"/>
+              <w:jc w:val="left"/>
             </w:pPr>
             <w:r>
               <w:t xml:space="preserve">1993.01.19</w:t>
@@ -111,6 +118,7 @@
           <w:p>
             <w:pPr>
               <w:pStyle w:val="Compact"/>
+              <w:jc w:val="left"/>
             </w:pPr>
             <w:r>
               <w:rPr>
@@ -126,6 +134,7 @@
           <w:p>
             <w:pPr>
               <w:pStyle w:val="Compact"/>
+              <w:jc w:val="left"/>
             </w:pPr>
             <w:r>
               <w:t xml:space="preserve">jjjssh5782@gmail.com</w:t>
@@ -139,6 +148,7 @@
           <w:p>
             <w:pPr>
               <w:pStyle w:val="Compact"/>
+              <w:jc w:val="left"/>
             </w:pPr>
             <w:r>
               <w:rPr>
@@ -154,6 +164,7 @@
           <w:p>
             <w:pPr>
               <w:pStyle w:val="Compact"/>
+              <w:jc w:val="left"/>
             </w:pPr>
             <w:r>
               <w:t xml:space="preserve">한국산업기술대학교 졸업 (2011.03 ~ 2018.02)</w:t>
@@ -227,13 +238,7 @@
         <w:t xml:space="preserve"> </w:t>
       </w:r>
       <w:r>
-        <w:t xml:space="preserve">KBS+ / KBS My K · KBS 공식 OTT·실시간 스트리밍 iOS 앱 (App Store 운영 중)</w:t>
-      </w:r>
-      <w:r>
-        <w:t xml:space="preserve"> </w:t>
-      </w:r>
-      <w:r>
-        <w:t xml:space="preserve">※ 네이티브 전면 재구축(KBS+) 2023.03 착수</w:t>
+        <w:t xml:space="preserve">KBS+ / KBS My K · KBS 공식 OTT·실시간 스트리밍 iOS 앱 (App Store 운영 중) ※ 네이티브 전면 재구축(KBS+) 2023.03 착수</w:t>
       </w:r>
     </w:p>
     <w:p>
@@ -260,7 +265,7 @@
         <w:t xml:space="preserve">레거시 앱의 무중단 네이티브 전환.</w:t>
       </w:r>
       <w:r>
-        <w:t xml:space="preserve"> </w:t>
+        <w:br/>
       </w:r>
       <w:r>
         <w:t xml:space="preserve">Objective-C/JS 브릿지 구조를 화면 단위로 점진 마이그레이션하여, 서비스 중단 없이 3년간 100% Swift로 전환 완료.</w:t>
@@ -282,7 +287,7 @@
         <w:t xml:space="preserve">자체 네트워킹 레이어(PlusNetwork) 설계.</w:t>
       </w:r>
       <w:r>
-        <w:t xml:space="preserve"> </w:t>
+        <w:br/>
       </w:r>
       <w:r>
         <w:t xml:space="preserve">서드파티 네트워킹 라이브러리에 의존하지 않고 URLSession 기반으로 직접 구축. 엔드포인트를 값 타입으로 선언하고 요청을 use-case 단위로 캡슐화하는 타입 안전 구조로, 산발적 네트워크 호출을 일관된 패턴으로 통일하여 신규 API 추가 비용 및 응답 모델 오류 감소.</w:t>
@@ -301,13 +306,13 @@
           <w:b/>
           <w:bCs/>
         </w:rPr>
-        <w:t xml:space="preserve">네트워킹 동시성 모델 점진 개선.</w:t>
-      </w:r>
-      <w:r>
-        <w:t xml:space="preserve"> </w:t>
-      </w:r>
-      <w:r>
-        <w:t xml:space="preserve">completion 클로저 기반에서 출발해 Combine Publisher, async/await를 단계적으로 도입하며 요청 흐름을 정리. 요청마다 URLSession을 생성하던 초기 구조를 공용 세션(URLSession.shared) 재사용으로 전환하여 자원 누수 위험 제거. 운영 중인 서비스를 유지하면서 동시성 모델을 세대 교체.</w:t>
+        <w:t xml:space="preserve">서버 주도 UI(SDUI) 도입 주도.</w:t>
+      </w:r>
+      <w:r>
+        <w:br/>
+      </w:r>
+      <w:r>
+        <w:t xml:space="preserve">홈 화면을 서버 응답으로 구성하는 컴포넌트 기반 구조로 전면 재설계. 서버가 컴포넌트 타입·노출 여부·데이터 소스·노출 시작/종료 시각을 내려주면 클라이언트는 이를 타입 안전한 enum으로 매핑해 렌더링. 앱 배포·심사 없이 홈 구성과 편성을 서버에서 제어할 수 있어, 방송사 특성상 잦은 편성 변경·특보를 즉시 반영. 다중 컴포넌트 동적 배치, 개인화 섹션, 컴포넌트 단위 테스트까지 포함. 스키마 설계부터 기획·백엔드 연동 방식까지 주도.</w:t>
       </w:r>
     </w:p>
     <w:p>
@@ -323,13 +328,13 @@
           <w:b/>
           <w:bCs/>
         </w:rPr>
-        <w:t xml:space="preserve">반응형·동시성 아키텍처 도입.</w:t>
-      </w:r>
-      <w:r>
-        <w:t xml:space="preserve"> </w:t>
-      </w:r>
-      <w:r>
-        <w:t xml:space="preserve">Combine 단방향 데이터 흐름 및 async/await 적용으로 콜백 중첩 제거. 중복 호출 방지 등 상태를 boolean 플래그가 아닌 타입으로 모델링하여 비정상 상태의 컴파일 단계 차단.</w:t>
+        <w:t xml:space="preserve">네트워킹 동시성 모델 점진 개선.</w:t>
+      </w:r>
+      <w:r>
+        <w:br/>
+      </w:r>
+      <w:r>
+        <w:t xml:space="preserve">completion 클로저 기반에서 출발해 Combine Publisher, async/await를 단계적으로 도입하며 요청 흐름을 정리. 요청마다 URLSession을 생성하던 초기 구조를 공용 세션(URLSession.shared) 재사용으로 전환하여 자원 누수 위험 제거. 운영 중인 서비스를 유지하면서 동시성 모델을 세대 교체.</w:t>
       </w:r>
     </w:p>
     <w:p>
@@ -348,7 +353,7 @@
         <w:t xml:space="preserve">UI 구성 방식 점진 전환.</w:t>
       </w:r>
       <w:r>
-        <w:t xml:space="preserve"> </w:t>
+        <w:br/>
       </w:r>
       <w:r>
         <w:t xml:space="preserve">XIB 기반에서 출발해</w:t>
@@ -382,7 +387,7 @@
         <w:t xml:space="preserve">iPad 적응형 레이아웃 및 iOS 26 신규 디자인 대응.</w:t>
       </w:r>
       <w:r>
-        <w:t xml:space="preserve"> </w:t>
+        <w:br/>
       </w:r>
       <w:r>
         <w:t xml:space="preserve">회전·창 크기에 따라 세로 스택과 좌우 분할을 동적 전환하는 레이아웃 시스템 구축. iOS 26 내비게이션 appearance 변경에 대응하여 내비게이션 바 재설계.</w:t>
@@ -401,13 +406,13 @@
           <w:b/>
           <w:bCs/>
         </w:rPr>
-        <w:t xml:space="preserve">크래시 원인 분석 및 구조적 개선.</w:t>
-      </w:r>
-      <w:r>
-        <w:t xml:space="preserve"> </w:t>
-      </w:r>
-      <w:r>
-        <w:t xml:space="preserve">최근 1개월 비정상 종료 미발생 세션 99.81% 수준에서, 잔여 크래시의 과반이 외부 플레이어 SDK 의존성에서 발생함을 분석으로 규명. 근본 원인 제거를 위한 재생 계층 재구축 진행.</w:t>
+        <w:t xml:space="preserve">의존성 분리 및 주입 구조 도입.</w:t>
+      </w:r>
+      <w:r>
+        <w:br/>
+      </w:r>
+      <w:r>
+        <w:t xml:space="preserve">네트워크 transport 계층과 Service 계층을 프로토콜 기반으로 추상화·주입 가능하도록 리팩터링하여 모듈 간 결합도를 낮추고, 구현체 교체·검증이 용이한 구조 확보.</w:t>
       </w:r>
     </w:p>
     <w:p>
@@ -423,13 +428,13 @@
           <w:b/>
           <w:bCs/>
         </w:rPr>
-        <w:t xml:space="preserve">미디어 플레이어 엔진 네이티브 직접 구현(진행 중).</w:t>
-      </w:r>
-      <w:r>
-        <w:t xml:space="preserve"> </w:t>
-      </w:r>
-      <w:r>
-        <w:t xml:space="preserve">기존 서드파티 SDK가 실질적으로 AVFoundation을 감싼 래퍼에 불과하면서 크래시·비용·동작 제약만 유발, 해당 의존성을 제거하고 AVPlayer 기반 재생 계층을 직접 구현. 단일 플레이어·PIP·인터스티셜 광고 구조를 직접 설계.</w:t>
+        <w:t xml:space="preserve">협업 기반 공용 모듈 설계 및 제공.</w:t>
+      </w:r>
+      <w:r>
+        <w:br/>
+      </w:r>
+      <w:r>
+        <w:t xml:space="preserve">리드로서 네트워킹·공통 UI 컴포넌트·코드 컨벤션 등 공용 기반을 직접 설계·제공하여, 신규 인원이나 외주 인력이 합류해도 동일한 구조 위에서 바로 작업할 수 있는 환경 구축. 개인 의존도를 낮추고 협업 진입 비용 최소화.</w:t>
       </w:r>
     </w:p>
     <w:p>
@@ -445,13 +450,13 @@
           <w:b/>
           <w:bCs/>
         </w:rPr>
-        <w:t xml:space="preserve">의존성 분리 및 주입 구조 도입.</w:t>
-      </w:r>
-      <w:r>
-        <w:t xml:space="preserve"> </w:t>
-      </w:r>
-      <w:r>
-        <w:t xml:space="preserve">네트워크 transport 계층과 Service 계층을 프로토콜 기반으로 추상화·주입 가능하도록 리팩터링하여 모듈 간 결합도를 낮추고, 구현체 교체·검증이 용이한 구조 확보.</w:t>
+        <w:t xml:space="preserve">국제 스포츠 중계 대응(월드컵·올림픽 등).</w:t>
+      </w:r>
+      <w:r>
+        <w:br/>
+      </w:r>
+      <w:r>
+        <w:t xml:space="preserve">IOC·FIFA 등 국제 기구가 요구하는 앱 보안 절차 및 장애 발생 시 대응 체계를 협의·이행. 트래픽이 집중되는 대형 국제 행사 기간 동안 앱 클라이언트의 안정적 재생을 지원.</w:t>
       </w:r>
     </w:p>
     <w:p>
@@ -467,13 +472,13 @@
           <w:b/>
           <w:bCs/>
         </w:rPr>
-        <w:t xml:space="preserve">협업 기반 공용 모듈 설계 및 제공.</w:t>
-      </w:r>
-      <w:r>
-        <w:t xml:space="preserve"> </w:t>
-      </w:r>
-      <w:r>
-        <w:t xml:space="preserve">리드로서 네트워킹·공통 UI 컴포넌트·코드 컨벤션 등 공용 기반을 직접 설계·제공하여, 신규 인원이나 외주 인력이 합류해도 동일한 구조 위에서 바로 작업할 수 있는 환경 구축. 개인 의존도를 낮추고 협업 진입 비용 최소화.</w:t>
+        <w:t xml:space="preserve">공공·규제 행정 대응.</w:t>
+      </w:r>
+      <w:r>
+        <w:br/>
+      </w:r>
+      <w:r>
+        <w:t xml:space="preserve">개인정보 영향평가, 방송통신위원회 관련 행정 절차, 보안성 검토 등 공기업·방송 규제 환경에서 요구되는 행정 업무를 개발과 병행하여 직접 처리.</w:t>
       </w:r>
     </w:p>
     <w:p>
@@ -489,98 +494,10 @@
           <w:b/>
           <w:bCs/>
         </w:rPr>
-        <w:t xml:space="preserve">국제 스포츠 중계 대응(월드컵·올림픽 등).</w:t>
-      </w:r>
-      <w:r>
-        <w:t xml:space="preserve"> </w:t>
-      </w:r>
-      <w:r>
-        <w:t xml:space="preserve">IOC·FIFA 등 국제 기구가 요구하는 앱 보안 절차 및 장애 발생 시 대응 체계를 협의·이행. 트래픽이 집중되는 대형 국제 행사 기간 동안 앱 클라이언트의 안정적 재생을 지원.</w:t>
-      </w:r>
-    </w:p>
-    <w:p>
-      <w:pPr>
-        <w:pStyle w:val="Compact"/>
-        <w:numPr>
-          <w:ilvl w:val="0"/>
-          <w:numId w:val="1001"/>
-        </w:numPr>
-      </w:pPr>
-      <w:r>
-        <w:rPr>
-          <w:b/>
-          <w:bCs/>
-        </w:rPr>
-        <w:t xml:space="preserve">공공·규제 행정 대응.</w:t>
-      </w:r>
-      <w:r>
-        <w:t xml:space="preserve"> </w:t>
-      </w:r>
-      <w:r>
-        <w:t xml:space="preserve">개인정보 영향평가, 방송통신위원회 관련 행정 절차, 보안성 검토 등 공기업·방송 규제 환경에서 요구되는 행정 업무를 개발과 병행하여 직접 처리.</w:t>
-      </w:r>
-    </w:p>
-    <w:p>
-      <w:pPr>
-        <w:pStyle w:val="Compact"/>
-        <w:numPr>
-          <w:ilvl w:val="0"/>
-          <w:numId w:val="1001"/>
-        </w:numPr>
-      </w:pPr>
-      <w:r>
-        <w:rPr>
-          <w:b/>
-          <w:bCs/>
-        </w:rPr>
-        <w:t xml:space="preserve">편성·특보 대응 협의.</w:t>
-      </w:r>
-      <w:r>
-        <w:t xml:space="preserve"> </w:t>
-      </w:r>
-      <w:r>
-        <w:t xml:space="preserve">방송사 특성상 수시로 발생하는 편성 변경 및 긴급 특보 상황에 맞춰 유관 부서와 실시간으로 협의하고 앱에 즉시 반영.</w:t>
-      </w:r>
-    </w:p>
-    <w:p>
-      <w:pPr>
-        <w:pStyle w:val="Compact"/>
-        <w:numPr>
-          <w:ilvl w:val="0"/>
-          <w:numId w:val="1001"/>
-        </w:numPr>
-      </w:pPr>
-      <w:r>
-        <w:rPr>
-          <w:b/>
-          <w:bCs/>
-        </w:rPr>
-        <w:t xml:space="preserve">유관부서 협업 및 외주 관리.</w:t>
-      </w:r>
-      <w:r>
-        <w:t xml:space="preserve"> </w:t>
-      </w:r>
-      <w:r>
-        <w:t xml:space="preserve">공용 모듈·코드 컨벤션을 기준으로 외주 협력사 연동·검수를 진행하고, 산출물 문서화로 협업 진입 비용을 낮춤.</w:t>
-      </w:r>
-    </w:p>
-    <w:p>
-      <w:pPr>
-        <w:pStyle w:val="Compact"/>
-        <w:numPr>
-          <w:ilvl w:val="0"/>
-          <w:numId w:val="1001"/>
-        </w:numPr>
-      </w:pPr>
-      <w:r>
-        <w:rPr>
-          <w:b/>
-          <w:bCs/>
-        </w:rPr>
         <w:t xml:space="preserve">기타 기능 구현.</w:t>
       </w:r>
       <w:r>
-        <w:t xml:space="preserve"> </w:t>
+        <w:br/>
       </w:r>
       <w:r>
         <w:t xml:space="preserve">VoiceOver 접근성, 실시간 채팅, Google Cast, PIP, 유니버설 링크 딥링킹, Apple 로그인, 간편모드·키즈모드.</w:t>
@@ -638,7 +555,7 @@
         <w:t xml:space="preserve">제품 신규 구축 및 출시.</w:t>
       </w:r>
       <w:r>
-        <w:t xml:space="preserve"> </w:t>
+        <w:br/>
       </w:r>
       <w:r>
         <w:t xml:space="preserve">초기 단계에서 iOS 앱을 설계·출시하고, 빠른 개발·검증·개선 사이클을 반복 수행.</w:t>
@@ -660,7 +577,7 @@
         <w:t xml:space="preserve">백엔드 협업 및 CMS 개발.</w:t>
       </w:r>
       <w:r>
-        <w:t xml:space="preserve"> </w:t>
+        <w:br/>
       </w:r>
       <w:r>
         <w:t xml:space="preserve">Node.js·MongoDB 기반 백엔드와 연동되는 관리용 CMS 페이지 개발.</w:t>
@@ -682,7 +599,7 @@
         <w:t xml:space="preserve">개발 기반 문서화 및 온보딩 체계 수립.</w:t>
       </w:r>
       <w:r>
-        <w:t xml:space="preserve"> </w:t>
+        <w:br/>
       </w:r>
       <w:r>
         <w:t xml:space="preserve">코드 컨벤션·아키텍처 가이드를 문서화하여 암묵지로 운영되던 개발 방식을 표준화, 신규 팀원 온보딩 시간 단축.</w:t>
@@ -704,7 +621,7 @@
         <w:t xml:space="preserve">다중 플랫폼 단독 개발.</w:t>
       </w:r>
       <w:r>
-        <w:t xml:space="preserve"> </w:t>
+        <w:br/>
       </w:r>
       <w:r>
         <w:t xml:space="preserve">iOS 외 macOS(AppKit·FFmpeg 기반 영상 플레이어), 웹 프런트엔드(WebRTC 화상), BLE/IoT 기기 연동 등 다양한 플랫폼의 프로젝트를 단독으로 설계·구현.</w:t>
@@ -748,13 +665,13 @@
     <w:tbl>
       <w:tblPr>
         <w:tblStyle w:val="Table"/>
-        <w:tblW w:type="pct" w:w="5000"/>
+        <w:tblW w:type="pct" w:w="4917"/>
         <w:tblLayout w:type="fixed"/>
         <w:tblLook w:firstRow="1" w:lastRow="0" w:firstColumn="0" w:lastColumn="0" w:noHBand="0" w:noVBand="0" w:val="0020"/>
       </w:tblPr>
       <w:tblGrid>
-        <w:gridCol w:w="3960"/>
-        <w:gridCol w:w="3960"/>
+        <w:gridCol w:w="2046"/>
+        <w:gridCol w:w="5742"/>
       </w:tblGrid>
       <w:tr>
         <w:trPr>
@@ -765,6 +682,7 @@
           <w:p>
             <w:pPr>
               <w:pStyle w:val="Compact"/>
+              <w:jc w:val="left"/>
             </w:pPr>
             <w:r>
               <w:t xml:space="preserve">항목</w:t>
@@ -776,6 +694,7 @@
           <w:p>
             <w:pPr>
               <w:pStyle w:val="Compact"/>
+              <w:jc w:val="left"/>
             </w:pPr>
             <w:r>
               <w:t xml:space="preserve">내용</w:t>
@@ -789,6 +708,7 @@
           <w:p>
             <w:pPr>
               <w:pStyle w:val="Compact"/>
+              <w:jc w:val="left"/>
             </w:pPr>
             <w:r>
               <w:t xml:space="preserve">서비스</w:t>
@@ -800,6 +720,7 @@
           <w:p>
             <w:pPr>
               <w:pStyle w:val="Compact"/>
+              <w:jc w:val="left"/>
             </w:pPr>
             <w:r>
               <w:t xml:space="preserve">KBS+ / KBS My K — KBS 공식 OTT·실시간 스트리밍 iOS 앱 (App Store 운영 중)</w:t>
@@ -813,6 +734,7 @@
           <w:p>
             <w:pPr>
               <w:pStyle w:val="Compact"/>
+              <w:jc w:val="left"/>
             </w:pPr>
             <w:r>
               <w:t xml:space="preserve">기간</w:t>
@@ -824,6 +746,7 @@
           <w:p>
             <w:pPr>
               <w:pStyle w:val="Compact"/>
+              <w:jc w:val="left"/>
             </w:pPr>
             <w:r>
               <w:t xml:space="preserve">2023.03 ~ 2026.06 (3년 4개월, 진행 중)</w:t>
@@ -837,6 +760,7 @@
           <w:p>
             <w:pPr>
               <w:pStyle w:val="Compact"/>
+              <w:jc w:val="left"/>
             </w:pPr>
             <w:r>
               <w:t xml:space="preserve">역할</w:t>
@@ -848,6 +772,7 @@
           <w:p>
             <w:pPr>
               <w:pStyle w:val="Compact"/>
+              <w:jc w:val="left"/>
             </w:pPr>
             <w:r>
               <w:t xml:space="preserve">iOS 리드 개발자 — 아키텍처 설계 · 핵심 기능 구현 · 릴리스 운영 단독 담당</w:t>
@@ -861,6 +786,7 @@
           <w:p>
             <w:pPr>
               <w:pStyle w:val="Compact"/>
+              <w:jc w:val="left"/>
             </w:pPr>
             <w:r>
               <w:t xml:space="preserve">규모</w:t>
@@ -872,6 +798,7 @@
           <w:p>
             <w:pPr>
               <w:pStyle w:val="Compact"/>
+              <w:jc w:val="left"/>
             </w:pPr>
             <w:r>
               <w:t xml:space="preserve">누적 약 2,363 커밋, 본인 약 1,664 커밋(약 70%) 주도</w:t>
@@ -885,6 +812,7 @@
           <w:p>
             <w:pPr>
               <w:pStyle w:val="Compact"/>
+              <w:jc w:val="left"/>
             </w:pPr>
             <w:r>
               <w:t xml:space="preserve">코드베이스</w:t>
@@ -896,6 +824,7 @@
           <w:p>
             <w:pPr>
               <w:pStyle w:val="Compact"/>
+              <w:jc w:val="left"/>
             </w:pPr>
             <w:r>
               <w:t xml:space="preserve">Swift 408개 파일 · 약 55,000 라인 (Objective-C / JS 0개 — 100% 네이티브 전환 완료)</w:t>
@@ -909,6 +838,7 @@
           <w:p>
             <w:pPr>
               <w:pStyle w:val="Compact"/>
+              <w:jc w:val="left"/>
             </w:pPr>
             <w:r>
               <w:t xml:space="preserve">플랫폼</w:t>
@@ -920,6 +850,7 @@
           <w:p>
             <w:pPr>
               <w:pStyle w:val="Compact"/>
+              <w:jc w:val="left"/>
             </w:pPr>
             <w:r>
               <w:t xml:space="preserve">iOS 14 ~ iOS 26, iPhone · iPad 유니버설</w:t>
@@ -1086,28 +1017,6 @@
       </w:r>
       <w:r>
         <w:t xml:space="preserve">— 회전·창 크기에 따라 세로 스택과 좌우 분할을 동적 전환하는 반응형 시스템 구축. iOS 26 새 내비게이션 appearance에 맞춰 내비게이션 바 재설계.</w:t>
-      </w:r>
-    </w:p>
-    <w:p>
-      <w:pPr>
-        <w:pStyle w:val="Compact"/>
-        <w:numPr>
-          <w:ilvl w:val="0"/>
-          <w:numId w:val="1003"/>
-        </w:numPr>
-      </w:pPr>
-      <w:r>
-        <w:rPr>
-          <w:b/>
-          <w:bCs/>
-        </w:rPr>
-        <w:t xml:space="preserve">미디어 플레이어 아키텍처 재설계(진행 중)</w:t>
-      </w:r>
-      <w:r>
-        <w:t xml:space="preserve"> </w:t>
-      </w:r>
-      <w:r>
-        <w:t xml:space="preserve">— JWPlayer 의존을 네이티브 AVPlayer로 교체. 단일 플레이어 + PIP 전용 + 인터스티셜 광고 구조로 재설계.</w:t>
       </w:r>
     </w:p>
     <w:p>
@@ -1154,7 +1063,7 @@
               <a:graphicData uri="http://schemas.openxmlformats.org/drawingml/2006/picture">
                 <pic:pic>
                   <pic:nvPicPr>
-                    <pic:cNvPr descr="resources/KBSPlus/beforeafter_home.png" id="15" name="Picture"/>
+                    <pic:cNvPr descr="/private/tmp/claude-501/-Users-kbsmedia-Git-RESUME/2fc8d0f1-a8f0-43fc-9be4-a76cd3a66c99/scratchpad/media/media/rId13.png" id="15" name="Picture"/>
                     <pic:cNvPicPr>
                       <a:picLocks noChangeArrowheads="1" noChangeAspect="1"/>
                     </pic:cNvPicPr>
@@ -1220,14 +1129,14 @@
     <w:tbl>
       <w:tblPr>
         <w:tblStyle w:val="Table"/>
-        <w:tblW w:type="pct" w:w="5000"/>
+        <w:tblW w:type="pct" w:w="4949"/>
         <w:tblLayout w:type="fixed"/>
         <w:tblLook w:firstRow="1" w:lastRow="0" w:firstColumn="0" w:lastColumn="0" w:noHBand="0" w:noVBand="0" w:val="0020"/>
       </w:tblPr>
       <w:tblGrid>
-        <w:gridCol w:w="2640"/>
-        <w:gridCol w:w="2640"/>
-        <w:gridCol w:w="2640"/>
+        <w:gridCol w:w="884"/>
+        <w:gridCol w:w="844"/>
+        <w:gridCol w:w="6110"/>
       </w:tblGrid>
       <w:tr>
         <w:trPr>
@@ -1238,6 +1147,7 @@
           <w:p>
             <w:pPr>
               <w:pStyle w:val="Compact"/>
+              <w:jc w:val="left"/>
             </w:pPr>
             <w:r>
               <w:t xml:space="preserve">프로젝트</w:t>
@@ -1249,6 +1159,7 @@
           <w:p>
             <w:pPr>
               <w:pStyle w:val="Compact"/>
+              <w:jc w:val="left"/>
             </w:pPr>
             <w:r>
               <w:t xml:space="preserve">플랫폼</w:t>
@@ -1260,6 +1171,7 @@
           <w:p>
             <w:pPr>
               <w:pStyle w:val="Compact"/>
+              <w:jc w:val="left"/>
             </w:pPr>
             <w:r>
               <w:t xml:space="preserve">내용</w:t>
@@ -1273,6 +1185,7 @@
           <w:p>
             <w:pPr>
               <w:pStyle w:val="Compact"/>
+              <w:jc w:val="left"/>
             </w:pPr>
             <w:r>
               <w:t xml:space="preserve">FineVuPlayer</w:t>
@@ -1284,6 +1197,7 @@
           <w:p>
             <w:pPr>
               <w:pStyle w:val="Compact"/>
+              <w:jc w:val="left"/>
             </w:pPr>
             <w:r>
               <w:t xml:space="preserve">macOS</w:t>
@@ -1295,6 +1209,7 @@
           <w:p>
             <w:pPr>
               <w:pStyle w:val="Compact"/>
+              <w:jc w:val="left"/>
             </w:pPr>
             <w:r>
               <w:t xml:space="preserve">블랙박스 영상 플레이어. AppKit, FFmpeg Demuxing/Decoding, 다채널(1~4CH) 동시 재생, 영상 동기 G-Sensor·속도 그래프를 Core Animation으로 실시간 렌더링</w:t>
@@ -1308,6 +1223,7 @@
           <w:p>
             <w:pPr>
               <w:pStyle w:val="Compact"/>
+              <w:jc w:val="left"/>
             </w:pPr>
             <w:r>
               <w:t xml:space="preserve">오냥가냥 (InOutCat)</w:t>
@@ -1319,6 +1235,7 @@
           <w:p>
             <w:pPr>
               <w:pStyle w:val="Compact"/>
+              <w:jc w:val="left"/>
             </w:pPr>
             <w:r>
               <w:t xml:space="preserve">iOS</w:t>
@@ -1330,6 +1247,7 @@
           <w:p>
             <w:pPr>
               <w:pStyle w:val="Compact"/>
+              <w:jc w:val="left"/>
             </w:pPr>
             <w:r>
               <w:t xml:space="preserve">위치 기반 길고양이 피드 SNS. Core Location 기반 지도 클러스터링, 도감·공유</w:t>
@@ -1343,6 +1261,7 @@
           <w:p>
             <w:pPr>
               <w:pStyle w:val="Compact"/>
+              <w:jc w:val="left"/>
             </w:pPr>
             <w:r>
               <w:t xml:space="preserve">AQUABED</w:t>
@@ -1354,6 +1273,7 @@
           <w:p>
             <w:pPr>
               <w:pStyle w:val="Compact"/>
+              <w:jc w:val="left"/>
             </w:pPr>
             <w:r>
               <w:t xml:space="preserve">iOS</w:t>
@@ -1365,6 +1285,7 @@
           <w:p>
             <w:pPr>
               <w:pStyle w:val="Compact"/>
+              <w:jc w:val="left"/>
             </w:pPr>
             <w:r>
               <w:t xml:space="preserve">온수매트 BLE 기기 연동 IoT 앱. 20바이트 BLE 패킷 프로토콜 설계·구현</w:t>
@@ -1378,6 +1299,7 @@
           <w:p>
             <w:pPr>
               <w:pStyle w:val="Compact"/>
+              <w:jc w:val="left"/>
             </w:pPr>
             <w:r>
               <w:t xml:space="preserve">KY 기기인증</w:t>
@@ -1389,6 +1311,7 @@
           <w:p>
             <w:pPr>
               <w:pStyle w:val="Compact"/>
+              <w:jc w:val="left"/>
             </w:pPr>
             <w:r>
               <w:t xml:space="preserve">iOS (엔터프라이즈)</w:t>
@@ -1400,6 +1323,7 @@
           <w:p>
             <w:pPr>
               <w:pStyle w:val="Compact"/>
+              <w:jc w:val="left"/>
             </w:pPr>
             <w:r>
               <w:t xml:space="preserve">금영 노래방 반주기 펌웨어 업데이트 인증 앱. Core Bluetooth, Objective-C → Swift 마이그레이션</w:t>
@@ -1413,6 +1337,7 @@
           <w:p>
             <w:pPr>
               <w:pStyle w:val="Compact"/>
+              <w:jc w:val="left"/>
             </w:pPr>
             <w:r>
               <w:t xml:space="preserve">현대NGV Softeer</w:t>
@@ -1424,6 +1349,7 @@
           <w:p>
             <w:pPr>
               <w:pStyle w:val="Compact"/>
+              <w:jc w:val="left"/>
             </w:pPr>
             <w:r>
               <w:t xml:space="preserve">Web</w:t>
@@ -1435,6 +1361,7 @@
           <w:p>
             <w:pPr>
               <w:pStyle w:val="Compact"/>
+              <w:jc w:val="left"/>
             </w:pPr>
             <w:r>
               <w:t xml:space="preserve">채용 코딩테스트 내 화상 감독 기능. WebRTC(Janus) 다중 화면 공유</w:t>
